--- a/storage/templates/normalized-docx/BM-188/BM-188_normalized.docx
+++ b/storage/templates/normalized-docx/BM-188/BM-188_normalized.docx
@@ -815,7 +815,7 @@
         <w:rPr>
           <w:rFonts w:cs="Times New Roman" w:ascii="Times New Roman" w:hAnsi="Times New Roman"/>
         </w:rPr>
-        <w:t>{{document.field}}</w:t>
+        <w:t>{{document.fullDocumentCode}}</w:t>
       </w:r>
       <w:r>
         <w:rPr>
@@ -1032,7 +1032,7 @@
         <w:rPr>
           <w:rFonts w:cs="Times New Roman" w:ascii="Times New Roman" w:hAnsi="Times New Roman"/>
         </w:rPr>
-        <w:t>{{recipients.field}}</w:t>
+        <w:t>{{recipients.personLine2}}</w:t>
       </w:r>
     </w:p>
     <w:p>
@@ -1048,7 +1048,7 @@
         <w:rPr>
           <w:rFonts w:cs="Times New Roman" w:ascii="Times New Roman" w:hAnsi="Times New Roman"/>
         </w:rPr>
-        <w:t>{{recipients.field}}</w:t>
+        <w:t>{{recipients.personLine3}}</w:t>
       </w:r>
       <w:r>
         <w:rPr>
@@ -1060,9 +1060,9 @@
         <w:rPr>
           <w:rFonts w:cs="Times New Roman" w:ascii="Times New Roman" w:hAnsi="Times New Roman"/>
         </w:rPr>
-        <w:t>{{recipients.field}}</w:t>
+        <w:t>{{recipients.personLine4}}</w:t>
         <w:tab/>
-        <w:t>{{recipients.field}}</w:t>
+        <w:t>{{recipients.personLine5}}</w:t>
       </w:r>
     </w:p>
     <w:p>
@@ -1078,9 +1078,9 @@
         <w:rPr>
           <w:rFonts w:cs="Times New Roman" w:ascii="Times New Roman" w:hAnsi="Times New Roman"/>
         </w:rPr>
-        <w:t>{{recipients.field}}</w:t>
+        <w:t>{{recipients.personLine6}}</w:t>
         <w:tab/>
-        <w:t>{{recipients.field}}</w:t>
+        <w:t>{{recipients.personLine7}}</w:t>
       </w:r>
     </w:p>
     <w:p>
@@ -1096,7 +1096,7 @@
         <w:rPr>
           <w:rFonts w:cs="Times New Roman" w:ascii="Times New Roman" w:hAnsi="Times New Roman"/>
         </w:rPr>
-        <w:t>{{recipients.field}}</w:t>
+        <w:t>{{recipients.personLine8}}</w:t>
       </w:r>
     </w:p>
     <w:p>
@@ -1112,7 +1112,7 @@
         <w:rPr>
           <w:rFonts w:cs="Times New Roman" w:ascii="Times New Roman" w:hAnsi="Times New Roman"/>
         </w:rPr>
-        <w:t>{{recipients.field}}</w:t>
+        <w:t>{{recipients.personLine9}}</w:t>
       </w:r>
     </w:p>
     <w:p>
@@ -1128,7 +1128,7 @@
         <w:rPr>
           <w:rFonts w:cs="Times New Roman" w:ascii="Times New Roman" w:hAnsi="Times New Roman"/>
         </w:rPr>
-        <w:t>{{recipients.field}}</w:t>
+        <w:t>{{recipients.personLine10}}</w:t>
       </w:r>
       <w:r>
         <w:rPr>
@@ -1140,7 +1140,7 @@
         <w:rPr>
           <w:rFonts w:cs="Times New Roman" w:ascii="Times New Roman" w:hAnsi="Times New Roman"/>
         </w:rPr>
-        <w:t>{{recipients.field}}</w:t>
+        <w:t>{{recipients.personLine11}}</w:t>
       </w:r>
       <w:r>
         <w:rPr>
@@ -1152,7 +1152,7 @@
         <w:rPr>
           <w:rFonts w:cs="Times New Roman" w:ascii="Times New Roman" w:hAnsi="Times New Roman"/>
         </w:rPr>
-        <w:t>{{recipients.field}}</w:t>
+        <w:t>{{recipients.personLine12}}</w:t>
       </w:r>
     </w:p>
     <w:p>
@@ -1192,7 +1192,7 @@
         <w:rPr>
           <w:rFonts w:cs="Times New Roman" w:ascii="Times New Roman" w:hAnsi="Times New Roman"/>
         </w:rPr>
-        <w:t>{{document.field}}</w:t>
+        <w:t>{{document.issueDate}}</w:t>
       </w:r>
     </w:p>
     <w:p>
@@ -1220,7 +1220,7 @@
         <w:rPr>
           <w:rFonts w:cs="Times New Roman" w:ascii="Times New Roman" w:hAnsi="Times New Roman"/>
         </w:rPr>
-        <w:t>{{recipients.field}}</w:t>
+        <w:t>{{recipients.personLine13}}</w:t>
       </w:r>
     </w:p>
     <w:p>
@@ -1246,7 +1246,7 @@
         <w:rPr>
           <w:rFonts w:cs="Times New Roman" w:ascii="Times New Roman" w:hAnsi="Times New Roman"/>
         </w:rPr>
-        <w:t>{{recipients.field}}</w:t>
+        <w:t>{{recipients.personLine14}}</w:t>
       </w:r>
     </w:p>
     <w:p>
@@ -1262,7 +1262,7 @@
         <w:rPr>
           <w:rFonts w:cs="Times New Roman" w:ascii="Times New Roman" w:hAnsi="Times New Roman"/>
         </w:rPr>
-        <w:t>{{recipients.field}}</w:t>
+        <w:t>{{recipients.personLine15}}</w:t>
       </w:r>
     </w:p>
     <w:p>
@@ -1630,7 +1630,7 @@
                 <w:sz w:val="24"/>
                 <w:lang w:val="pt-BR"/>
               </w:rPr>
-              <w:t>{{recipients.field}}</w:t>
+              <w:t>{{recipients.personLine15}}</w:t>
             </w:r>
           </w:p>
           <w:p>
